--- a/docs/Builder_GST_Staff_Guide.docx
+++ b/docs/Builder_GST_Staff_Guide.docx
@@ -477,7 +477,33 @@
         <w:spacing w:after="60"/>
       </w:pPr>
       <w:r>
-        <w:t xml:space="preserve">Record receipts (bulk) — one grid for the whole month’s collection run: set date and instrument once, then type down the amount column. Enter moves to the next unit; pasting a copied column fills it straight down. A jointly-held unit can be split by member.</w:t>
+        <w:t xml:space="preserve">Record receipts (bulk, per project) — one grid for the whole month’s collection run: set date and instrument once, then type down the amount column. Enter moves to the next unit; pasting a copied column fills it straight down. A jointly-held unit can be split by member. Rows are sectioned Block/Phase-wise.</w:t>
+      </w:r>
+    </w:p>
+    <w:p>
+      <w:pPr>
+        <w:pStyle w:val="ListParagraph"/>
+        <w:numPr>
+          <w:ilvl w:val="0"/>
+          <w:numId w:val="1"/>
+        </w:numPr>
+        <w:spacing w:after="60"/>
+      </w:pPr>
+      <w:r>
+        <w:t xml:space="preserve">Record receipts (client-wide) — the "Record receipts" button on the workspace toolbar (visible the moment a client is selected, before picking a project) opens the same grid across EVERY project the client has at once, sectioned project → block. Use this when one bank statement spans several of the client’s projects.</w:t>
+      </w:r>
+    </w:p>
+    <w:p>
+      <w:pPr>
+        <w:pStyle w:val="ListParagraph"/>
+        <w:numPr>
+          <w:ilvl w:val="0"/>
+          <w:numId w:val="1"/>
+        </w:numPr>
+        <w:spacing w:after="60"/>
+      </w:pPr>
+      <w:r>
+        <w:t xml:space="preserve">Opening balances (client-wide) — the toolbar’s "Opening balances" button does the same for onboarding: every unit across every project of the client in one grid, block by block, one shared as-at date.</w:t>
       </w:r>
     </w:p>
     <w:p>
@@ -491,6 +517,20 @@
       </w:pPr>
       <w:r>
         <w:t xml:space="preserve">Raise invoice (document icon) — a milestone invoice, which absorbs open advances into Table 11B automatically.</w:t>
+      </w:r>
+    </w:p>
+    <w:p>
+      <w:pPr>
+        <w:shd w:fill="F3F4F6" w:val="clear"/>
+        <w:spacing w:after="120" w:before="60"/>
+      </w:pPr>
+      <w:r>
+        <w:rPr>
+          <w:i/>
+          <w:iCs/>
+          <w:color w:val="555555"/>
+        </w:rPr>
+        <w:t xml:space="preserve">Agreement value changes: staff may record a receipt that takes a unit beyond its recorded value or past ₹45 lakh — it is never blocked. But update the unit’s value in Unit Master FIRST (the dialog reminds you, with an "Update unit value now" shortcut), because the ₹45 lakh test and rate are read from the master. A residential unit crossing ₹45 lakh is re-rated to 7.5% on everything already taxed, in the month it crosses — the Bookings page shows a "Re-rate now" banner for exactly those units.</w:t>
       </w:r>
     </w:p>
     <w:p>
